--- a/docs/onboarding/Onboarding-Guide-Hiring-Manager.docx
+++ b/docs/onboarding/Onboarding-Guide-Hiring-Manager.docx
@@ -1366,7 +1366,7 @@
         <w:rPr>
           <w:rFonts w:ascii="Arial" w:cs="Arial" w:eastAsia="Arial" w:hAnsi="Arial"/>
         </w:rPr>
-        <w:t xml:space="preserve">. A confirmation says the mentor can now see it.</w:t>
+        <w:t xml:space="preserve">. The confirmation says it's saved; the mentor sees it once you choose one in step 6.</w:t>
       </w:r>
     </w:p>
     <w:p>
@@ -3982,7 +3982,135 @@
         <w:rPr>
           <w:rFonts w:ascii="Arial" w:cs="Arial" w:eastAsia="Arial" w:hAnsi="Arial"/>
         </w:rPr>
-        <w:t xml:space="preserve">Open it, review the evidence against the criteria, and approve or send it back.</w:t>
+        <w:t xml:space="preserve">Open it. The mentor's recommendation is shown on the left. </w:t>
+      </w:r>
+      <w:r>
+        <w:rPr>
+          <w:rFonts w:ascii="Arial" w:cs="Arial" w:eastAsia="Arial" w:hAnsi="Arial"/>
+          <w:b/>
+          <w:bCs/>
+        </w:rPr>
+        <w:t xml:space="preserve">Your sign-off</w:t>
+      </w:r>
+      <w:r>
+        <w:rPr>
+          <w:rFonts w:ascii="Arial" w:cs="Arial" w:eastAsia="Arial" w:hAnsi="Arial"/>
+        </w:rPr>
+        <w:t xml:space="preserve"> may come pre-filled by an AI coaching brief; rewrite anything that isn't what you saw.</w:t>
+      </w:r>
+    </w:p>
+    <w:p>
+      <w:pPr>
+        <w:pStyle w:val="ListParagraph"/>
+        <w:numPr>
+          <w:ilvl w:val="0"/>
+          <w:numId w:val="2"/>
+        </w:numPr>
+        <w:spacing w:after="80" w:line="290"/>
+      </w:pPr>
+      <w:r>
+        <w:rPr>
+          <w:rFonts w:ascii="Arial" w:cs="Arial" w:eastAsia="Arial" w:hAnsi="Arial"/>
+        </w:rPr>
+        <w:t xml:space="preserve">Fill in </w:t>
+      </w:r>
+      <w:r>
+        <w:rPr>
+          <w:rFonts w:ascii="Arial" w:cs="Arial" w:eastAsia="Arial" w:hAnsi="Arial"/>
+          <w:b/>
+          <w:bCs/>
+        </w:rPr>
+        <w:t xml:space="preserve">Strength observed</w:t>
+      </w:r>
+      <w:r>
+        <w:rPr>
+          <w:rFonts w:ascii="Arial" w:cs="Arial" w:eastAsia="Arial" w:hAnsi="Arial"/>
+        </w:rPr>
+        <w:t xml:space="preserve">, </w:t>
+      </w:r>
+      <w:r>
+        <w:rPr>
+          <w:rFonts w:ascii="Arial" w:cs="Arial" w:eastAsia="Arial" w:hAnsi="Arial"/>
+          <w:b/>
+          <w:bCs/>
+        </w:rPr>
+        <w:t xml:space="preserve">Gap to address</w:t>
+      </w:r>
+      <w:r>
+        <w:rPr>
+          <w:rFonts w:ascii="Arial" w:cs="Arial" w:eastAsia="Arial" w:hAnsi="Arial"/>
+        </w:rPr>
+        <w:t xml:space="preserve">, </w:t>
+      </w:r>
+      <w:r>
+        <w:rPr>
+          <w:rFonts w:ascii="Arial" w:cs="Arial" w:eastAsia="Arial" w:hAnsi="Arial"/>
+          <w:b/>
+          <w:bCs/>
+        </w:rPr>
+        <w:t xml:space="preserve">Concrete next action</w:t>
+      </w:r>
+      <w:r>
+        <w:rPr>
+          <w:rFonts w:ascii="Arial" w:cs="Arial" w:eastAsia="Arial" w:hAnsi="Arial"/>
+        </w:rPr>
+        <w:t xml:space="preserve"> and </w:t>
+      </w:r>
+      <w:r>
+        <w:rPr>
+          <w:rFonts w:ascii="Arial" w:cs="Arial" w:eastAsia="Arial" w:hAnsi="Arial"/>
+          <w:b/>
+          <w:bCs/>
+        </w:rPr>
+        <w:t xml:space="preserve">Readiness confidence</w:t>
+      </w:r>
+      <w:r>
+        <w:rPr>
+          <w:rFonts w:ascii="Arial" w:cs="Arial" w:eastAsia="Arial" w:hAnsi="Arial"/>
+        </w:rPr>
+        <w:t xml:space="preserve">. Gates also need </w:t>
+      </w:r>
+      <w:r>
+        <w:rPr>
+          <w:rFonts w:ascii="Arial" w:cs="Arial" w:eastAsia="Arial" w:hAnsi="Arial"/>
+          <w:b/>
+          <w:bCs/>
+        </w:rPr>
+        <w:t xml:space="preserve">Live coaching attestation</w:t>
+      </w:r>
+      <w:r>
+        <w:rPr>
+          <w:rFonts w:ascii="Arial" w:cs="Arial" w:eastAsia="Arial" w:hAnsi="Arial"/>
+        </w:rPr>
+        <w:t xml:space="preserve">: tick it only if you saw them do it yourself (in a 1:1, call shadow or live review) and say what you observed. Then click </w:t>
+      </w:r>
+      <w:r>
+        <w:rPr>
+          <w:rFonts w:ascii="Arial" w:cs="Arial" w:eastAsia="Arial" w:hAnsi="Arial"/>
+          <w:b/>
+          <w:bCs/>
+        </w:rPr>
+        <w:t xml:space="preserve">Approve</w:t>
+      </w:r>
+      <w:r>
+        <w:rPr>
+          <w:rFonts w:ascii="Arial" w:cs="Arial" w:eastAsia="Arial" w:hAnsi="Arial"/>
+        </w:rPr>
+        <w:t xml:space="preserve">, or </w:t>
+      </w:r>
+      <w:r>
+        <w:rPr>
+          <w:rFonts w:ascii="Arial" w:cs="Arial" w:eastAsia="Arial" w:hAnsi="Arial"/>
+          <w:b/>
+          <w:bCs/>
+        </w:rPr>
+        <w:t xml:space="preserve">Request changes</w:t>
+      </w:r>
+      <w:r>
+        <w:rPr>
+          <w:rFonts w:ascii="Arial" w:cs="Arial" w:eastAsia="Arial" w:hAnsi="Arial"/>
+        </w:rPr>
+        <w:t xml:space="preserve">.</w:t>
       </w:r>
     </w:p>
     <w:p>
